--- a/klagomål/A 15280-2025 FSC-klagomål.docx
+++ b/klagomål/A 15280-2025 FSC-klagomål.docx
@@ -986,7 +986,7 @@
     <w:r>
       <w:tab/>
       <w:tab/>
-      <w:t>2025-04-05</w:t>
+      <w:t>2025-04-06</w:t>
       <w:br/>
       <w:br/>
     </w:r>

--- a/klagomål/A 15280-2025 FSC-klagomål.docx
+++ b/klagomål/A 15280-2025 FSC-klagomål.docx
@@ -986,7 +986,7 @@
     <w:r>
       <w:tab/>
       <w:tab/>
-      <w:t>2025-04-06</w:t>
+      <w:t>2025-04-07</w:t>
       <w:br/>
       <w:br/>
     </w:r>

--- a/klagomål/A 15280-2025 FSC-klagomål.docx
+++ b/klagomål/A 15280-2025 FSC-klagomål.docx
@@ -986,7 +986,7 @@
     <w:r>
       <w:tab/>
       <w:tab/>
-      <w:t>2025-04-07</w:t>
+      <w:t>2025-04-08</w:t>
       <w:br/>
       <w:br/>
     </w:r>

--- a/klagomål/A 15280-2025 FSC-klagomål.docx
+++ b/klagomål/A 15280-2025 FSC-klagomål.docx
@@ -986,7 +986,7 @@
     <w:r>
       <w:tab/>
       <w:tab/>
-      <w:t>2025-04-08</w:t>
+      <w:t>2025-04-09</w:t>
       <w:br/>
       <w:br/>
     </w:r>

--- a/klagomål/A 15280-2025 FSC-klagomål.docx
+++ b/klagomål/A 15280-2025 FSC-klagomål.docx
@@ -247,6 +247,46 @@
       </w:r>
     </w:p>
     <w:p>
+      <w:r>
+        <w:rPr>
+          <w:b/>
+        </w:rPr>
+        <w:t xml:space="preserve">Grönpyrola </w:t>
+      </w:r>
+      <w:r>
+        <w:t>växer främst på sandig, torr eller frisk mark i äldre barrskog, ofta på isälvsmaterial såsom sand och grus. Den påträffas främst i äldre naturligt uppkomna barrskogar, exempelvis på tallmoar, i åssluttningar, dyner och rasbranter. Arten är känslig för skogsbruksmetoder såsom slutavverkning och markberedning (Nitare &amp; Skogsstyrelsen, 2019).</w:t>
+      </w:r>
+    </w:p>
+    <w:p>
+      <w:r>
+        <w:rPr>
+          <w:b/>
+        </w:rPr>
+        <w:t>Ullticka (NT)</w:t>
+      </w:r>
+      <w:r>
+        <w:t xml:space="preserve"> är knuten till restbestånd av barrnaturskog och förekommer med ett tydligt optimum i orörda eller måttligt påverkade gamla granskogar där det föreligger viss kontinuitet av grov död ved. Ullticka är en bra signalart inom hela sitt utbredningsområde och i södra Sverige är den sällsynt och en god signalart för skyddsvärda granskogsmiljöer. Den hotas av avverkning och fragmentering av naturskog och äldre granskog med lång trädkontinuitet. På ullticka kan ibland ulltickeporing (VU) påträffas - det är en sällsynt ticka som nyligen delats upp i tre olika arter: </w:t>
+      </w:r>
+      <w:r>
+        <w:rPr>
+          <w:i/>
+        </w:rPr>
+        <w:t xml:space="preserve">Skeletocutis brevispora </w:t>
+      </w:r>
+      <w:r>
+        <w:t>(ulltickeporing)</w:t>
+      </w:r>
+      <w:r>
+        <w:rPr>
+          <w:i/>
+        </w:rPr>
+        <w:t>, Skeletocutis delicata och Skeletocutis exilis</w:t>
+      </w:r>
+      <w:r>
+        <w:t>. De två sistnämnda arterna står för närvarande (2020) som ej bedömda i rödlistan (SLU Artdatabanken, 2024; Nitare &amp; Skogsstyrelsen, 2019; Miettinen &amp; Niemelä, 2018).</w:t>
+      </w:r>
+    </w:p>
+    <w:p>
       <w:pPr>
         <w:pStyle w:val="Heading1"/>
       </w:pPr>
@@ -759,7 +799,7 @@
         <w:t xml:space="preserve">Level and pattern of overstory retention interact to shape long-term responses of understories to timber harvest. </w:t>
       </w:r>
       <w:r>
-        <w:t xml:space="preserve">Ecological Applications, 22, 2049–2064 </w:t>
+        <w:t>Ecological Applications, 22, 2049–2064</w:t>
       </w:r>
     </w:p>
     <w:p>
@@ -986,7 +1026,7 @@
     <w:r>
       <w:tab/>
       <w:tab/>
-      <w:t>2025-04-09</w:t>
+      <w:t>2025-04-10</w:t>
       <w:br/>
       <w:br/>
     </w:r>

--- a/klagomål/A 15280-2025 FSC-klagomål.docx
+++ b/klagomål/A 15280-2025 FSC-klagomål.docx
@@ -1026,7 +1026,7 @@
     <w:r>
       <w:tab/>
       <w:tab/>
-      <w:t>2025-04-10</w:t>
+      <w:t>2025-04-11</w:t>
       <w:br/>
       <w:br/>
     </w:r>

--- a/klagomål/A 15280-2025 FSC-klagomål.docx
+++ b/klagomål/A 15280-2025 FSC-klagomål.docx
@@ -1026,7 +1026,7 @@
     <w:r>
       <w:tab/>
       <w:tab/>
-      <w:t>2025-04-11</w:t>
+      <w:t>2025-04-12</w:t>
       <w:br/>
       <w:br/>
     </w:r>

--- a/klagomål/A 15280-2025 FSC-klagomål.docx
+++ b/klagomål/A 15280-2025 FSC-klagomål.docx
@@ -1026,7 +1026,7 @@
     <w:r>
       <w:tab/>
       <w:tab/>
-      <w:t>2025-04-12</w:t>
+      <w:t>2025-04-13</w:t>
       <w:br/>
       <w:br/>
     </w:r>

--- a/klagomål/A 15280-2025 FSC-klagomål.docx
+++ b/klagomål/A 15280-2025 FSC-klagomål.docx
@@ -1026,7 +1026,7 @@
     <w:r>
       <w:tab/>
       <w:tab/>
-      <w:t>2025-04-13</w:t>
+      <w:t>2025-04-14</w:t>
       <w:br/>
       <w:br/>
     </w:r>

--- a/klagomål/A 15280-2025 FSC-klagomål.docx
+++ b/klagomål/A 15280-2025 FSC-klagomål.docx
@@ -1026,7 +1026,7 @@
     <w:r>
       <w:tab/>
       <w:tab/>
-      <w:t>2025-04-14</w:t>
+      <w:t>2025-04-15</w:t>
       <w:br/>
       <w:br/>
     </w:r>

--- a/klagomål/A 15280-2025 FSC-klagomål.docx
+++ b/klagomål/A 15280-2025 FSC-klagomål.docx
@@ -1026,7 +1026,7 @@
     <w:r>
       <w:tab/>
       <w:tab/>
-      <w:t>2025-04-15</w:t>
+      <w:t>2025-04-16</w:t>
       <w:br/>
       <w:br/>
     </w:r>

--- a/klagomål/A 15280-2025 FSC-klagomål.docx
+++ b/klagomål/A 15280-2025 FSC-klagomål.docx
@@ -1026,7 +1026,7 @@
     <w:r>
       <w:tab/>
       <w:tab/>
-      <w:t>2025-04-16</w:t>
+      <w:t>2025-04-17</w:t>
       <w:br/>
       <w:br/>
     </w:r>

--- a/klagomål/A 15280-2025 FSC-klagomål.docx
+++ b/klagomål/A 15280-2025 FSC-klagomål.docx
@@ -1026,7 +1026,7 @@
     <w:r>
       <w:tab/>
       <w:tab/>
-      <w:t>2025-04-17</w:t>
+      <w:t>2025-04-18</w:t>
       <w:br/>
       <w:br/>
     </w:r>

--- a/klagomål/A 15280-2025 FSC-klagomål.docx
+++ b/klagomål/A 15280-2025 FSC-klagomål.docx
@@ -1026,7 +1026,7 @@
     <w:r>
       <w:tab/>
       <w:tab/>
-      <w:t>2025-04-18</w:t>
+      <w:t>2025-04-19</w:t>
       <w:br/>
       <w:br/>
     </w:r>

--- a/klagomål/A 15280-2025 FSC-klagomål.docx
+++ b/klagomål/A 15280-2025 FSC-klagomål.docx
@@ -1026,7 +1026,7 @@
     <w:r>
       <w:tab/>
       <w:tab/>
-      <w:t>2025-05-03</w:t>
+      <w:t>2025-05-04</w:t>
       <w:br/>
       <w:br/>
     </w:r>

--- a/klagomål/A 15280-2025 FSC-klagomål.docx
+++ b/klagomål/A 15280-2025 FSC-klagomål.docx
@@ -1026,7 +1026,7 @@
     <w:r>
       <w:tab/>
       <w:tab/>
-      <w:t>2025-05-04</w:t>
+      <w:t>2025-05-06</w:t>
       <w:br/>
       <w:br/>
     </w:r>

--- a/klagomål/A 15280-2025 FSC-klagomål.docx
+++ b/klagomål/A 15280-2025 FSC-klagomål.docx
@@ -1026,7 +1026,7 @@
     <w:r>
       <w:tab/>
       <w:tab/>
-      <w:t>2025-05-06</w:t>
+      <w:t>2025-05-07</w:t>
       <w:br/>
       <w:br/>
     </w:r>

--- a/klagomål/A 15280-2025 FSC-klagomål.docx
+++ b/klagomål/A 15280-2025 FSC-klagomål.docx
@@ -1026,7 +1026,7 @@
     <w:r>
       <w:tab/>
       <w:tab/>
-      <w:t>2025-05-07</w:t>
+      <w:t>2025-05-08</w:t>
       <w:br/>
       <w:br/>
     </w:r>

--- a/klagomål/A 15280-2025 FSC-klagomål.docx
+++ b/klagomål/A 15280-2025 FSC-klagomål.docx
@@ -1026,7 +1026,7 @@
     <w:r>
       <w:tab/>
       <w:tab/>
-      <w:t>2025-05-08</w:t>
+      <w:t>2025-05-09</w:t>
       <w:br/>
       <w:br/>
     </w:r>

--- a/klagomål/A 15280-2025 FSC-klagomål.docx
+++ b/klagomål/A 15280-2025 FSC-klagomål.docx
@@ -1026,7 +1026,7 @@
     <w:r>
       <w:tab/>
       <w:tab/>
-      <w:t>2025-05-09</w:t>
+      <w:t>2025-05-10</w:t>
       <w:br/>
       <w:br/>
     </w:r>

--- a/klagomål/A 15280-2025 FSC-klagomål.docx
+++ b/klagomål/A 15280-2025 FSC-klagomål.docx
@@ -1026,7 +1026,7 @@
     <w:r>
       <w:tab/>
       <w:tab/>
-      <w:t>2025-05-10</w:t>
+      <w:t>2025-05-11</w:t>
       <w:br/>
       <w:br/>
     </w:r>

--- a/klagomål/A 15280-2025 FSC-klagomål.docx
+++ b/klagomål/A 15280-2025 FSC-klagomål.docx
@@ -1026,7 +1026,7 @@
     <w:r>
       <w:tab/>
       <w:tab/>
-      <w:t>2025-05-11</w:t>
+      <w:t>2025-05-12</w:t>
       <w:br/>
       <w:br/>
     </w:r>

--- a/klagomål/A 15280-2025 FSC-klagomål.docx
+++ b/klagomål/A 15280-2025 FSC-klagomål.docx
@@ -1026,7 +1026,7 @@
     <w:r>
       <w:tab/>
       <w:tab/>
-      <w:t>2025-05-12</w:t>
+      <w:t>2025-05-13</w:t>
       <w:br/>
       <w:br/>
     </w:r>

--- a/klagomål/A 15280-2025 FSC-klagomål.docx
+++ b/klagomål/A 15280-2025 FSC-klagomål.docx
@@ -1026,7 +1026,7 @@
     <w:r>
       <w:tab/>
       <w:tab/>
-      <w:t>2025-05-13</w:t>
+      <w:t>2025-05-14</w:t>
       <w:br/>
       <w:br/>
     </w:r>

--- a/klagomål/A 15280-2025 FSC-klagomål.docx
+++ b/klagomål/A 15280-2025 FSC-klagomål.docx
@@ -1026,7 +1026,7 @@
     <w:r>
       <w:tab/>
       <w:tab/>
-      <w:t>2025-05-14</w:t>
+      <w:t>2025-05-15</w:t>
       <w:br/>
       <w:br/>
     </w:r>

--- a/klagomål/A 15280-2025 FSC-klagomål.docx
+++ b/klagomål/A 15280-2025 FSC-klagomål.docx
@@ -1026,7 +1026,7 @@
     <w:r>
       <w:tab/>
       <w:tab/>
-      <w:t>2025-05-15</w:t>
+      <w:t>2025-05-16</w:t>
       <w:br/>
       <w:br/>
     </w:r>

--- a/klagomål/A 15280-2025 FSC-klagomål.docx
+++ b/klagomål/A 15280-2025 FSC-klagomål.docx
@@ -1026,7 +1026,7 @@
     <w:r>
       <w:tab/>
       <w:tab/>
-      <w:t>2025-05-16</w:t>
+      <w:t>2025-05-17</w:t>
       <w:br/>
       <w:br/>
     </w:r>

--- a/klagomål/A 15280-2025 FSC-klagomål.docx
+++ b/klagomål/A 15280-2025 FSC-klagomål.docx
@@ -1026,7 +1026,7 @@
     <w:r>
       <w:tab/>
       <w:tab/>
-      <w:t>2025-05-17</w:t>
+      <w:t>2025-05-18</w:t>
       <w:br/>
       <w:br/>
     </w:r>

--- a/klagomål/A 15280-2025 FSC-klagomål.docx
+++ b/klagomål/A 15280-2025 FSC-klagomål.docx
@@ -1026,7 +1026,7 @@
     <w:r>
       <w:tab/>
       <w:tab/>
-      <w:t>2025-05-18</w:t>
+      <w:t>2025-05-19</w:t>
       <w:br/>
       <w:br/>
     </w:r>

--- a/klagomål/A 15280-2025 FSC-klagomål.docx
+++ b/klagomål/A 15280-2025 FSC-klagomål.docx
@@ -1026,7 +1026,7 @@
     <w:r>
       <w:tab/>
       <w:tab/>
-      <w:t>2025-05-19</w:t>
+      <w:t>2025-05-20</w:t>
       <w:br/>
       <w:br/>
     </w:r>

--- a/klagomål/A 15280-2025 FSC-klagomål.docx
+++ b/klagomål/A 15280-2025 FSC-klagomål.docx
@@ -1026,7 +1026,7 @@
     <w:r>
       <w:tab/>
       <w:tab/>
-      <w:t>2025-05-20</w:t>
+      <w:t>2025-05-21</w:t>
       <w:br/>
       <w:br/>
     </w:r>

--- a/klagomål/A 15280-2025 FSC-klagomål.docx
+++ b/klagomål/A 15280-2025 FSC-klagomål.docx
@@ -1026,7 +1026,7 @@
     <w:r>
       <w:tab/>
       <w:tab/>
-      <w:t>2025-05-21</w:t>
+      <w:t>2025-05-22</w:t>
       <w:br/>
       <w:br/>
     </w:r>

--- a/klagomål/A 15280-2025 FSC-klagomål.docx
+++ b/klagomål/A 15280-2025 FSC-klagomål.docx
@@ -1026,7 +1026,7 @@
     <w:r>
       <w:tab/>
       <w:tab/>
-      <w:t>2025-05-22</w:t>
+      <w:t>2025-05-23</w:t>
       <w:br/>
       <w:br/>
     </w:r>

--- a/klagomål/A 15280-2025 FSC-klagomål.docx
+++ b/klagomål/A 15280-2025 FSC-klagomål.docx
@@ -1026,7 +1026,7 @@
     <w:r>
       <w:tab/>
       <w:tab/>
-      <w:t>2025-05-23</w:t>
+      <w:t>2025-05-24</w:t>
       <w:br/>
       <w:br/>
     </w:r>

--- a/klagomål/A 15280-2025 FSC-klagomål.docx
+++ b/klagomål/A 15280-2025 FSC-klagomål.docx
@@ -1026,7 +1026,7 @@
     <w:r>
       <w:tab/>
       <w:tab/>
-      <w:t>2025-05-24</w:t>
+      <w:t>2025-05-25</w:t>
       <w:br/>
       <w:br/>
     </w:r>

--- a/klagomål/A 15280-2025 FSC-klagomål.docx
+++ b/klagomål/A 15280-2025 FSC-klagomål.docx
@@ -1026,7 +1026,7 @@
     <w:r>
       <w:tab/>
       <w:tab/>
-      <w:t>2025-05-25</w:t>
+      <w:t>2025-05-26</w:t>
       <w:br/>
       <w:br/>
     </w:r>

--- a/klagomål/A 15280-2025 FSC-klagomål.docx
+++ b/klagomål/A 15280-2025 FSC-klagomål.docx
@@ -1026,7 +1026,7 @@
     <w:r>
       <w:tab/>
       <w:tab/>
-      <w:t>2025-05-26</w:t>
+      <w:t>2025-05-27</w:t>
       <w:br/>
       <w:br/>
     </w:r>

--- a/klagomål/A 15280-2025 FSC-klagomål.docx
+++ b/klagomål/A 15280-2025 FSC-klagomål.docx
@@ -251,6 +251,17 @@
         <w:rPr>
           <w:b/>
         </w:rPr>
+        <w:t xml:space="preserve">Blåmossa </w:t>
+      </w:r>
+      <w:r>
+        <w:t>har karaktäristiska kuddar som är lätta att se på långt håll. Mycket stora kuddar, större än 0,5 meter i höjd, indikerar höga naturvärden där skogen har en lång period av orördhet oh stabila miljöförhållanden. Mossan växer under gynnsamma omständigheter cirka 1 centimeter per år och stora kuddar kan därför indirekt visa att lokalen varit lämplig under en lång tid (Nitare &amp; Skogsstyrelsen, 2019).</w:t>
+      </w:r>
+    </w:p>
+    <w:p>
+      <w:r>
+        <w:rPr>
+          <w:b/>
+        </w:rPr>
         <w:t xml:space="preserve">Grönpyrola </w:t>
       </w:r>
       <w:r>
@@ -1026,7 +1037,7 @@
     <w:r>
       <w:tab/>
       <w:tab/>
-      <w:t>2025-05-27</w:t>
+      <w:t>2025-05-30</w:t>
       <w:br/>
       <w:br/>
     </w:r>

--- a/klagomål/A 15280-2025 FSC-klagomål.docx
+++ b/klagomål/A 15280-2025 FSC-klagomål.docx
@@ -1037,7 +1037,7 @@
     <w:r>
       <w:tab/>
       <w:tab/>
-      <w:t>2025-05-30</w:t>
+      <w:t>2025-06-01</w:t>
       <w:br/>
       <w:br/>
     </w:r>

--- a/klagomål/A 15280-2025 FSC-klagomål.docx
+++ b/klagomål/A 15280-2025 FSC-klagomål.docx
@@ -1037,7 +1037,7 @@
     <w:r>
       <w:tab/>
       <w:tab/>
-      <w:t>2025-06-01</w:t>
+      <w:t>2025-06-02</w:t>
       <w:br/>
       <w:br/>
     </w:r>

--- a/klagomål/A 15280-2025 FSC-klagomål.docx
+++ b/klagomål/A 15280-2025 FSC-klagomål.docx
@@ -1037,7 +1037,7 @@
     <w:r>
       <w:tab/>
       <w:tab/>
-      <w:t>2025-06-02</w:t>
+      <w:t>2025-06-03</w:t>
       <w:br/>
       <w:br/>
     </w:r>

--- a/klagomål/A 15280-2025 FSC-klagomål.docx
+++ b/klagomål/A 15280-2025 FSC-klagomål.docx
@@ -1037,7 +1037,7 @@
     <w:r>
       <w:tab/>
       <w:tab/>
-      <w:t>2025-06-03</w:t>
+      <w:t>2025-06-04</w:t>
       <w:br/>
       <w:br/>
     </w:r>

--- a/klagomål/A 15280-2025 FSC-klagomål.docx
+++ b/klagomål/A 15280-2025 FSC-klagomål.docx
@@ -1037,7 +1037,7 @@
     <w:r>
       <w:tab/>
       <w:tab/>
-      <w:t>2025-06-04</w:t>
+      <w:t>2025-06-05</w:t>
       <w:br/>
       <w:br/>
     </w:r>

--- a/klagomål/A 15280-2025 FSC-klagomål.docx
+++ b/klagomål/A 15280-2025 FSC-klagomål.docx
@@ -1037,7 +1037,7 @@
     <w:r>
       <w:tab/>
       <w:tab/>
-      <w:t>2025-06-05</w:t>
+      <w:t>2025-06-13</w:t>
       <w:br/>
       <w:br/>
     </w:r>

--- a/klagomål/A 15280-2025 FSC-klagomål.docx
+++ b/klagomål/A 15280-2025 FSC-klagomål.docx
@@ -1037,7 +1037,7 @@
     <w:r>
       <w:tab/>
       <w:tab/>
-      <w:t>2025-06-13</w:t>
+      <w:t>2025-06-15</w:t>
       <w:br/>
       <w:br/>
     </w:r>

--- a/klagomål/A 15280-2025 FSC-klagomål.docx
+++ b/klagomål/A 15280-2025 FSC-klagomål.docx
@@ -1037,7 +1037,7 @@
     <w:r>
       <w:tab/>
       <w:tab/>
-      <w:t>2025-06-15</w:t>
+      <w:t>2025-06-16</w:t>
       <w:br/>
       <w:br/>
     </w:r>

--- a/klagomål/A 15280-2025 FSC-klagomål.docx
+++ b/klagomål/A 15280-2025 FSC-klagomål.docx
@@ -1037,7 +1037,7 @@
     <w:r>
       <w:tab/>
       <w:tab/>
-      <w:t>2025-06-16</w:t>
+      <w:t>2025-06-17</w:t>
       <w:br/>
       <w:br/>
     </w:r>

--- a/klagomål/A 15280-2025 FSC-klagomål.docx
+++ b/klagomål/A 15280-2025 FSC-klagomål.docx
@@ -1037,7 +1037,7 @@
     <w:r>
       <w:tab/>
       <w:tab/>
-      <w:t>2025-06-17</w:t>
+      <w:t>2025-06-18</w:t>
       <w:br/>
       <w:br/>
     </w:r>

--- a/klagomål/A 15280-2025 FSC-klagomål.docx
+++ b/klagomål/A 15280-2025 FSC-klagomål.docx
@@ -1037,7 +1037,7 @@
     <w:r>
       <w:tab/>
       <w:tab/>
-      <w:t>2025-06-18</w:t>
+      <w:t>2025-06-19</w:t>
       <w:br/>
       <w:br/>
     </w:r>

--- a/klagomål/A 15280-2025 FSC-klagomål.docx
+++ b/klagomål/A 15280-2025 FSC-klagomål.docx
@@ -1037,7 +1037,7 @@
     <w:r>
       <w:tab/>
       <w:tab/>
-      <w:t>2025-06-19</w:t>
+      <w:t>2025-06-20</w:t>
       <w:br/>
       <w:br/>
     </w:r>

--- a/klagomål/A 15280-2025 FSC-klagomål.docx
+++ b/klagomål/A 15280-2025 FSC-klagomål.docx
@@ -1037,7 +1037,7 @@
     <w:r>
       <w:tab/>
       <w:tab/>
-      <w:t>2025-06-20</w:t>
+      <w:t>2025-06-21</w:t>
       <w:br/>
       <w:br/>
     </w:r>

--- a/klagomål/A 15280-2025 FSC-klagomål.docx
+++ b/klagomål/A 15280-2025 FSC-klagomål.docx
@@ -1037,7 +1037,7 @@
     <w:r>
       <w:tab/>
       <w:tab/>
-      <w:t>2025-06-21</w:t>
+      <w:t>2025-06-22</w:t>
       <w:br/>
       <w:br/>
     </w:r>

--- a/klagomål/A 15280-2025 FSC-klagomål.docx
+++ b/klagomål/A 15280-2025 FSC-klagomål.docx
@@ -1037,7 +1037,7 @@
     <w:r>
       <w:tab/>
       <w:tab/>
-      <w:t>2025-06-22</w:t>
+      <w:t>2025-06-23</w:t>
       <w:br/>
       <w:br/>
     </w:r>

--- a/klagomål/A 15280-2025 FSC-klagomål.docx
+++ b/klagomål/A 15280-2025 FSC-klagomål.docx
@@ -1037,7 +1037,7 @@
     <w:r>
       <w:tab/>
       <w:tab/>
-      <w:t>2025-06-23</w:t>
+      <w:t>2025-06-24</w:t>
       <w:br/>
       <w:br/>
     </w:r>

--- a/klagomål/A 15280-2025 FSC-klagomål.docx
+++ b/klagomål/A 15280-2025 FSC-klagomål.docx
@@ -1037,7 +1037,7 @@
     <w:r>
       <w:tab/>
       <w:tab/>
-      <w:t>2025-06-24</w:t>
+      <w:t>2025-06-25</w:t>
       <w:br/>
       <w:br/>
     </w:r>

--- a/klagomål/A 15280-2025 FSC-klagomål.docx
+++ b/klagomål/A 15280-2025 FSC-klagomål.docx
@@ -1037,7 +1037,7 @@
     <w:r>
       <w:tab/>
       <w:tab/>
-      <w:t>2025-06-25</w:t>
+      <w:t>2025-06-26</w:t>
       <w:br/>
       <w:br/>
     </w:r>

--- a/klagomål/A 15280-2025 FSC-klagomål.docx
+++ b/klagomål/A 15280-2025 FSC-klagomål.docx
@@ -1037,7 +1037,7 @@
     <w:r>
       <w:tab/>
       <w:tab/>
-      <w:t>2025-06-26</w:t>
+      <w:t>2025-06-27</w:t>
       <w:br/>
       <w:br/>
     </w:r>

--- a/klagomål/A 15280-2025 FSC-klagomål.docx
+++ b/klagomål/A 15280-2025 FSC-klagomål.docx
@@ -1037,7 +1037,7 @@
     <w:r>
       <w:tab/>
       <w:tab/>
-      <w:t>2025-06-27</w:t>
+      <w:t>2025-06-28</w:t>
       <w:br/>
       <w:br/>
     </w:r>

--- a/klagomål/A 15280-2025 FSC-klagomål.docx
+++ b/klagomål/A 15280-2025 FSC-klagomål.docx
@@ -1037,7 +1037,7 @@
     <w:r>
       <w:tab/>
       <w:tab/>
-      <w:t>2025-06-28</w:t>
+      <w:t>2025-06-29</w:t>
       <w:br/>
       <w:br/>
     </w:r>

--- a/klagomål/A 15280-2025 FSC-klagomål.docx
+++ b/klagomål/A 15280-2025 FSC-klagomål.docx
@@ -1037,7 +1037,7 @@
     <w:r>
       <w:tab/>
       <w:tab/>
-      <w:t>2025-06-29</w:t>
+      <w:t>2025-06-30</w:t>
       <w:br/>
       <w:br/>
     </w:r>

--- a/klagomål/A 15280-2025 FSC-klagomål.docx
+++ b/klagomål/A 15280-2025 FSC-klagomål.docx
@@ -1037,7 +1037,7 @@
     <w:r>
       <w:tab/>
       <w:tab/>
-      <w:t>2025-06-30</w:t>
+      <w:t>2025-07-01</w:t>
       <w:br/>
       <w:br/>
     </w:r>

--- a/klagomål/A 15280-2025 FSC-klagomål.docx
+++ b/klagomål/A 15280-2025 FSC-klagomål.docx
@@ -1037,7 +1037,7 @@
     <w:r>
       <w:tab/>
       <w:tab/>
-      <w:t>2025-07-01</w:t>
+      <w:t>2025-07-02</w:t>
       <w:br/>
       <w:br/>
     </w:r>

--- a/klagomål/A 15280-2025 FSC-klagomål.docx
+++ b/klagomål/A 15280-2025 FSC-klagomål.docx
@@ -1037,7 +1037,7 @@
     <w:r>
       <w:tab/>
       <w:tab/>
-      <w:t>2025-07-02</w:t>
+      <w:t>2025-07-03</w:t>
       <w:br/>
       <w:br/>
     </w:r>

--- a/klagomål/A 15280-2025 FSC-klagomål.docx
+++ b/klagomål/A 15280-2025 FSC-klagomål.docx
@@ -1037,7 +1037,7 @@
     <w:r>
       <w:tab/>
       <w:tab/>
-      <w:t>2025-07-03</w:t>
+      <w:t>2025-07-04</w:t>
       <w:br/>
       <w:br/>
     </w:r>

--- a/klagomål/A 15280-2025 FSC-klagomål.docx
+++ b/klagomål/A 15280-2025 FSC-klagomål.docx
@@ -1037,7 +1037,7 @@
     <w:r>
       <w:tab/>
       <w:tab/>
-      <w:t>2025-07-04</w:t>
+      <w:t>2025-07-05</w:t>
       <w:br/>
       <w:br/>
     </w:r>

--- a/klagomål/A 15280-2025 FSC-klagomål.docx
+++ b/klagomål/A 15280-2025 FSC-klagomål.docx
@@ -1037,7 +1037,7 @@
     <w:r>
       <w:tab/>
       <w:tab/>
-      <w:t>2025-07-05</w:t>
+      <w:t>2025-07-06</w:t>
       <w:br/>
       <w:br/>
     </w:r>

--- a/klagomål/A 15280-2025 FSC-klagomål.docx
+++ b/klagomål/A 15280-2025 FSC-klagomål.docx
@@ -1037,7 +1037,7 @@
     <w:r>
       <w:tab/>
       <w:tab/>
-      <w:t>2025-07-06</w:t>
+      <w:t>2025-07-07</w:t>
       <w:br/>
       <w:br/>
     </w:r>

--- a/klagomål/A 15280-2025 FSC-klagomål.docx
+++ b/klagomål/A 15280-2025 FSC-klagomål.docx
@@ -1037,7 +1037,7 @@
     <w:r>
       <w:tab/>
       <w:tab/>
-      <w:t>2025-07-07</w:t>
+      <w:t>2025-07-08</w:t>
       <w:br/>
       <w:br/>
     </w:r>

--- a/klagomål/A 15280-2025 FSC-klagomål.docx
+++ b/klagomål/A 15280-2025 FSC-klagomål.docx
@@ -1037,7 +1037,7 @@
     <w:r>
       <w:tab/>
       <w:tab/>
-      <w:t>2025-07-08</w:t>
+      <w:t>2025-07-09</w:t>
       <w:br/>
       <w:br/>
     </w:r>

--- a/klagomål/A 15280-2025 FSC-klagomål.docx
+++ b/klagomål/A 15280-2025 FSC-klagomål.docx
@@ -1037,7 +1037,7 @@
     <w:r>
       <w:tab/>
       <w:tab/>
-      <w:t>2025-07-09</w:t>
+      <w:t>2025-07-11</w:t>
       <w:br/>
       <w:br/>
     </w:r>

--- a/klagomål/A 15280-2025 FSC-klagomål.docx
+++ b/klagomål/A 15280-2025 FSC-klagomål.docx
@@ -1037,7 +1037,7 @@
     <w:r>
       <w:tab/>
       <w:tab/>
-      <w:t>2025-07-11</w:t>
+      <w:t>2025-07-12</w:t>
       <w:br/>
       <w:br/>
     </w:r>

--- a/klagomål/A 15280-2025 FSC-klagomål.docx
+++ b/klagomål/A 15280-2025 FSC-klagomål.docx
@@ -1037,7 +1037,7 @@
     <w:r>
       <w:tab/>
       <w:tab/>
-      <w:t>2025-07-12</w:t>
+      <w:t>2025-07-13</w:t>
       <w:br/>
       <w:br/>
     </w:r>

--- a/klagomål/A 15280-2025 FSC-klagomål.docx
+++ b/klagomål/A 15280-2025 FSC-klagomål.docx
@@ -1037,7 +1037,7 @@
     <w:r>
       <w:tab/>
       <w:tab/>
-      <w:t>2025-07-13</w:t>
+      <w:t>2025-07-14</w:t>
       <w:br/>
       <w:br/>
     </w:r>

--- a/klagomål/A 15280-2025 FSC-klagomål.docx
+++ b/klagomål/A 15280-2025 FSC-klagomål.docx
@@ -1075,7 +1075,7 @@
     <w:r>
       <w:tab/>
       <w:tab/>
-      <w:t>2025-08-06</w:t>
+      <w:t>2025-08-09</w:t>
       <w:br/>
       <w:br/>
     </w:r>
